--- a/output_receita_federal/ato_declaratorio_comum_srf/documents/ad_srf_48_20000627.docx
+++ b/output_receita_federal/ato_declaratorio_comum_srf/documents/ad_srf_48_20000627.docx
@@ -17,17 +17,17 @@
     </w:p>
     <w:p>
       <w:r>
-        <w:t>O SECRETÁRIO DA RECEITA FEDERAL, no uso de suas atribuições, e tendo em vista o disposto no § 3o do art. 1o da Instrução Normativa SRF No 73, de 21 de julho de 1998, declara que:</w:t>
+        <w:t>O SECRETÁRIO DA RECEITA FEDERAL, no uso de suas atribuições, e tendo em vista o disposto no § 3º do art. 1º da Instrução Normativa SRF nº 73, de 21 de julho de 1998, declara que:</w:t>
       </w:r>
     </w:p>
     <w:p>
       <w:r>
-        <w:t>I - a legislação do Reino Unido permite a dedução do imposto de renda comprovadamente pago no Brasil sobre rendimentos auferidos e tributados no Brasil, o que configura, nos termos do § 2o do art. 1o da Instrução Normativa No 73, de 1998, a reciprocidade de tratamento;</w:t>
+        <w:t>I - a legislação do Reino Unido permite a dedução do imposto de renda comprovadamente pago no Brasil sobre rendimentos auferidos e tributados no Brasil, o que configura, nos termos do § 2º do art. 1º da Instrução Normativa nº 73, de 1998, a reciprocidade de tratamento;</w:t>
       </w:r>
     </w:p>
     <w:p>
       <w:r>
-        <w:t>II - o imposto pago no Reino Unido pode ser compensado com o imposto devido no Brasil, observados os limites a que referem os arts. 14, § 3o, 15, § 6o e 16, § 1o da Instrução Normativa No 73, de 1998.</w:t>
+        <w:t>II - o imposto pago no Reino Unido pode ser compensado com o imposto devido no Brasil, observados os limites a que referem os arts. 14, § 3º, 15, § 6º e 16, § 1º da Instrução Normativa nº 73, de 1998.</w:t>
       </w:r>
     </w:p>
     <w:p>
